--- a/fra/docx/05.content.docx
+++ b/fra/docx/05.content.docx
@@ -29586,19 +29586,7 @@
         <w:rPr>
           <w:lang w:val="fr_FR" w:bidi="fr_FR"/>
         </w:rPr>
-        <w:t xml:space="preserve">Cette déclaration est une preuve sérieuse de l'opinion traditionnelle selon laquelle Moïse a écrit le Deutéronome (voir </w:t>
-      </w:r>
-      <w:r>
-        <w:rPr>
-          <w:lang w:val="fr_FR" w:bidi="fr_FR"/>
-        </w:rPr>
-        <w:t>Introduction au livre du Deutéronome</w:t>
-      </w:r>
-      <w:r>
-        <w:rPr>
-          <w:lang w:val="fr_FR" w:bidi="fr_FR"/>
-        </w:rPr>
-        <w:t>, "Auteur").</w:t>
+        <w:t>Cette déclaration est une preuve sérieuse de l'opinion traditionnelle selon laquelle Moïse a écrit le Deutéronome (voir Introduction au livre du Deutéronome, "Auteur").</w:t>
       </w:r>
       <w:r>
         <w:rPr>
@@ -34245,19 +34233,7 @@
         <w:rPr>
           <w:lang w:val="fr_FR" w:bidi="fr_FR"/>
         </w:rPr>
-        <w:t xml:space="preserve">). • L'expression traduisant "jusqu'à ce jour" fait référence à l'époque de la composition finale du Deutéronome (voir </w:t>
-      </w:r>
-      <w:r>
-        <w:rPr>
-          <w:lang w:val="fr_FR" w:bidi="fr_FR"/>
-        </w:rPr>
-        <w:t>Introduction du Livre de la Genèse</w:t>
-      </w:r>
-      <w:r>
-        <w:rPr>
-          <w:lang w:val="fr_FR" w:bidi="fr_FR"/>
-        </w:rPr>
-        <w:t>, “Auteur”).</w:t>
+        <w:t>). • L'expression traduisant "jusqu'à ce jour" fait référence à l'époque de la composition finale du Deutéronome (voir Introduction du Livre de la Genèse, “Auteur”).</w:t>
       </w:r>
       <w:r>
         <w:rPr>
